--- a/documentation/documentation.docx
+++ b/documentation/documentation.docx
@@ -2,10 +2,120 @@
 <file path=word/document.xml><?xml version="1.0" encoding="utf-8"?>
 <w:document xmlns:wpc="http://schemas.microsoft.com/office/word/2010/wordprocessingCanvas" xmlns:mo="http://schemas.microsoft.com/office/mac/office/2008/main" xmlns:mc="http://schemas.openxmlformats.org/markup-compatibility/2006" xmlns:mv="urn:schemas-microsoft-com:mac:vml" xmlns:o="urn:schemas-microsoft-com:office:office" xmlns:r="http://schemas.openxmlformats.org/officeDocument/2006/relationships" xmlns:m="http://schemas.openxmlformats.org/officeDocument/2006/math" xmlns:v="urn:schemas-microsoft-com:vml" xmlns:wp14="http://schemas.microsoft.com/office/word/2010/wordprocessingDrawing" xmlns:wp="http://schemas.openxmlformats.org/drawingml/2006/wordprocessingDrawing" xmlns:w10="urn:schemas-microsoft-com:office:word" xmlns:w="http://schemas.openxmlformats.org/wordprocessingml/2006/main" xmlns:w14="http://schemas.microsoft.com/office/word/2010/wordml" xmlns:wpg="http://schemas.microsoft.com/office/word/2010/wordprocessingGroup" xmlns:wpi="http://schemas.microsoft.com/office/word/2010/wordprocessingInk" xmlns:wne="http://schemas.microsoft.com/office/word/2006/wordml" xmlns:wps="http://schemas.microsoft.com/office/word/2010/wordprocessingShape" mc:Ignorable="w14 wp14">
   <w:body>
+    <w:tbl>
+      <w:tblPr>
+        <w:tblW w:type="auto" w:w="0"/>
+        <w:jc w:val="center"/>
+        <w:tblLayout w:type="fixed"/>
+        <w:tblLook w:firstColumn="1" w:firstRow="1" w:lastColumn="0" w:lastRow="0" w:noHBand="0" w:noVBand="1" w:val="04A0"/>
+        <w:tblBorders>
+          <w:top w:val="nil"/>
+          <w:left w:val="nil"/>
+          <w:bottom w:val="nil"/>
+          <w:right w:val="nil"/>
+          <w:insideH w:val="nil"/>
+          <w:insideV w:val="nil"/>
+        </w:tblBorders>
+      </w:tblPr>
+      <w:tblGrid>
+        <w:gridCol w:w="4968"/>
+        <w:gridCol w:w="4968"/>
+      </w:tblGrid>
+      <w:tr>
+        <w:tc>
+          <w:tcPr>
+            <w:tcW w:type="dxa" w:w="4464"/>
+          </w:tcPr>
+          <w:p>
+            <w:pPr>
+              <w:jc w:val="center"/>
+            </w:pPr>
+            <w:r>
+              <w:drawing>
+                <wp:inline xmlns:a="http://schemas.openxmlformats.org/drawingml/2006/main" xmlns:pic="http://schemas.openxmlformats.org/drawingml/2006/picture">
+                  <wp:extent cx="1783080" cy="571764"/>
+                  <wp:docPr id="10" name="Picture 10"/>
+                  <wp:cNvGraphicFramePr>
+                    <a:graphicFrameLocks noChangeAspect="1"/>
+                  </wp:cNvGraphicFramePr>
+                  <a:graphic>
+                    <a:graphicData uri="http://schemas.openxmlformats.org/drawingml/2006/picture">
+                      <pic:pic>
+                        <pic:nvPicPr>
+                          <pic:cNvPr id="0" name="techwiz.png"/>
+                          <pic:cNvPicPr/>
+                        </pic:nvPicPr>
+                        <pic:blipFill>
+                          <a:blip r:embed="rId19"/>
+                          <a:stretch>
+                            <a:fillRect/>
+                          </a:stretch>
+                        </pic:blipFill>
+                        <pic:spPr>
+                          <a:xfrm>
+                            <a:off x="0" y="0"/>
+                            <a:ext cx="1783080" cy="571764"/>
+                          </a:xfrm>
+                          <a:prstGeom prst="rect"/>
+                        </pic:spPr>
+                      </pic:pic>
+                    </a:graphicData>
+                  </a:graphic>
+                </wp:inline>
+              </w:drawing>
+            </w:r>
+          </w:p>
+        </w:tc>
+        <w:tc>
+          <w:tcPr>
+            <w:tcW w:type="dxa" w:w="4464"/>
+          </w:tcPr>
+          <w:p>
+            <w:pPr>
+              <w:jc w:val="center"/>
+            </w:pPr>
+            <w:r>
+              <w:drawing>
+                <wp:inline xmlns:a="http://schemas.openxmlformats.org/drawingml/2006/main" xmlns:pic="http://schemas.openxmlformats.org/drawingml/2006/picture">
+                  <wp:extent cx="1325880" cy="882380"/>
+                  <wp:docPr id="11" name="Picture 11"/>
+                  <wp:cNvGraphicFramePr>
+                    <a:graphicFrameLocks noChangeAspect="1"/>
+                  </wp:cNvGraphicFramePr>
+                  <a:graphic>
+                    <a:graphicData uri="http://schemas.openxmlformats.org/drawingml/2006/picture">
+                      <pic:pic>
+                        <pic:nvPicPr>
+                          <pic:cNvPr id="0" name="aptech.png"/>
+                          <pic:cNvPicPr/>
+                        </pic:nvPicPr>
+                        <pic:blipFill>
+                          <a:blip r:embed="rId20"/>
+                          <a:stretch>
+                            <a:fillRect/>
+                          </a:stretch>
+                        </pic:blipFill>
+                        <pic:spPr>
+                          <a:xfrm>
+                            <a:off x="0" y="0"/>
+                            <a:ext cx="1325880" cy="882380"/>
+                          </a:xfrm>
+                          <a:prstGeom prst="rect"/>
+                        </pic:spPr>
+                      </pic:pic>
+                    </a:graphicData>
+                  </a:graphic>
+                </wp:inline>
+              </w:drawing>
+            </w:r>
+          </w:p>
+        </w:tc>
+      </w:tr>
+    </w:tbl>
     <w:p>
       <w:pPr>
         <w:pStyle w:val="Title"/>
-        <w:spacing w:before="1600"/>
+        <w:spacing w:before="480"/>
       </w:pPr>
       <w:r>
         <w:rPr>
@@ -155,6 +265,124 @@
     </w:p>
     <w:p>
       <w:pPr>
+        <w:pStyle w:val="Heading3"/>
+      </w:pPr>
+      <w:r>
+        <w:t>Confusion Matrices for the Current Model Pair</w:t>
+      </w:r>
+    </w:p>
+    <w:p>
+      <w:pPr>
+        <w:keepNext/>
+        <w:jc w:val="center"/>
+      </w:pPr>
+      <w:r>
+        <w:drawing>
+          <wp:inline xmlns:a="http://schemas.openxmlformats.org/drawingml/2006/main" xmlns:pic="http://schemas.openxmlformats.org/drawingml/2006/picture">
+            <wp:extent cx="5532120" cy="6247480"/>
+            <wp:docPr id="18" name="Picture 18"/>
+            <wp:cNvGraphicFramePr>
+              <a:graphicFrameLocks noChangeAspect="1"/>
+            </wp:cNvGraphicFramePr>
+            <a:graphic>
+              <a:graphicData uri="http://schemas.openxmlformats.org/drawingml/2006/picture">
+                <pic:pic>
+                  <pic:nvPicPr>
+                    <pic:cNvPr id="0" name="image.png"/>
+                    <pic:cNvPicPr/>
+                  </pic:nvPicPr>
+                  <pic:blipFill>
+                    <a:blip r:embed="rId25"/>
+                    <a:stretch>
+                      <a:fillRect/>
+                    </a:stretch>
+                  </pic:blipFill>
+                  <pic:spPr>
+                    <a:xfrm>
+                      <a:off x="0" y="0"/>
+                      <a:ext cx="5532120" cy="6247480"/>
+                    </a:xfrm>
+                    <a:prstGeom prst="rect"/>
+                  </pic:spPr>
+                </pic:pic>
+              </a:graphicData>
+            </a:graphic>
+          </wp:inline>
+        </w:drawing>
+      </w:r>
+    </w:p>
+    <w:p>
+      <w:pPr>
+        <w:pStyle w:val="Caption"/>
+        <w:spacing w:after="180"/>
+        <w:jc w:val="center"/>
+      </w:pPr>
+      <w:r>
+        <w:rPr>
+          <w:i/>
+          <w:color w:val="525E68"/>
+          <w:sz w:val="17"/>
+        </w:rPr>
+        <w:t>Figure 7. XGBoost results on the 445-clip test split. Rows are actual classes, columns are predictions, and shading shows each row share.</w:t>
+      </w:r>
+    </w:p>
+    <w:p>
+      <w:pPr>
+        <w:keepNext/>
+        <w:jc w:val="center"/>
+      </w:pPr>
+      <w:r>
+        <w:drawing>
+          <wp:inline xmlns:a="http://schemas.openxmlformats.org/drawingml/2006/main" xmlns:pic="http://schemas.openxmlformats.org/drawingml/2006/picture">
+            <wp:extent cx="5532120" cy="6247480"/>
+            <wp:docPr id="19" name="Picture 19"/>
+            <wp:cNvGraphicFramePr>
+              <a:graphicFrameLocks noChangeAspect="1"/>
+            </wp:cNvGraphicFramePr>
+            <a:graphic>
+              <a:graphicData uri="http://schemas.openxmlformats.org/drawingml/2006/picture">
+                <pic:pic>
+                  <pic:nvPicPr>
+                    <pic:cNvPr id="0" name="image.png"/>
+                    <pic:cNvPicPr/>
+                  </pic:nvPicPr>
+                  <pic:blipFill>
+                    <a:blip r:embed="rId26"/>
+                    <a:stretch>
+                      <a:fillRect/>
+                    </a:stretch>
+                  </pic:blipFill>
+                  <pic:spPr>
+                    <a:xfrm>
+                      <a:off x="0" y="0"/>
+                      <a:ext cx="5532120" cy="6247480"/>
+                    </a:xfrm>
+                    <a:prstGeom prst="rect"/>
+                  </pic:spPr>
+                </pic:pic>
+              </a:graphicData>
+            </a:graphic>
+          </wp:inline>
+        </w:drawing>
+      </w:r>
+    </w:p>
+    <w:p>
+      <w:pPr>
+        <w:pStyle w:val="Caption"/>
+        <w:spacing w:after="180"/>
+        <w:jc w:val="center"/>
+      </w:pPr>
+      <w:r>
+        <w:rPr>
+          <w:i/>
+          <w:color w:val="525E68"/>
+          <w:sz w:val="17"/>
+        </w:rPr>
+        <w:t>Figure 8. Teachable Machine results on the same 445-clip test split. Rows are actual classes, columns are predictions, and shading shows each row share.</w:t>
+      </w:r>
+    </w:p>
+    <w:p>
+      <w:pPr>
         <w:pStyle w:val="ListBullet"/>
       </w:pPr>
       <w:r>
@@ -166,7 +394,115 @@
         <w:pStyle w:val="ListBullet"/>
       </w:pPr>
       <w:r>
-        <w:t>11 Limitations and Next Steps</w:t>
+        <w:t>11 Limitations and Improvements</w:t>
+      </w:r>
+    </w:p>
+    <w:p>
+      <w:pPr>
+        <w:pStyle w:val="Heading2"/>
+      </w:pPr>
+      <w:r>
+        <w:t>11.1 Data limitations</w:t>
+      </w:r>
+    </w:p>
+    <w:p>
+      <w:pPr/>
+      <w:r>
+        <w:t>The dataset contains 3,000 original clips and is close to balanced overall, but the group-based split is not perfectly even. The saved folders contain 2,096 training clips, 459 validation clips, and 445 test clips. The Person Asking for Help class has different support across splits, which affects how stable its measured recall is.</w:t>
+      </w:r>
+    </w:p>
+    <w:p>
+      <w:pPr/>
+      <w:r>
+        <w:t>The saved Teachable Machine predictions show especially weak recall for Background Noise (4.4%) and Machinery Fault (8.9%). Many examples from these classes were predicted as Gunshot or Vehicle Horn. The earlier draft reports that the browser model was trained with about 100 one-second samples per class. If that account is accurate, the model saw only a small portion of the 3,000-clip collection, limiting the range of speakers, devices, settings, and sound variation available during training. The repository does not provide complete source, device, distance, and environment metadata for every recording, so coverage of those conditions cannot be confirmed.</w:t>
+      </w:r>
+    </w:p>
+    <w:p>
+      <w:pPr>
+        <w:pStyle w:val="Heading2"/>
+      </w:pPr>
+      <w:r>
+        <w:t>11.2 Model limitations</w:t>
+      </w:r>
+    </w:p>
+    <w:p>
+      <w:pPr/>
+      <w:r>
+        <w:t>The configured XGBoost model reaches 74.83% accuracy and 0.7455 macro F1. Its test matrix shows 12 of 45 Gunshot clips were missed, most often as Background Noise, Glass Breaking, or Machinery Fault. Background Noise recall is 48.9%. These errors show that short, broadband events and quiet or noisy recordings are difficult to separate with the current features and training examples.</w:t>
+      </w:r>
+    </w:p>
+    <w:p>
+      <w:pPr/>
+      <w:r>
+        <w:t>The integrated Teachable Machine model reaches 35.96% accuracy and 0.3421 macro F1, well below the SRS targets. Its confusion matrix shows broad class confusion, especially for Background Noise and Machinery Fault. The separate browser CNN experiment scores better, but it also misses the SRS overall targets and is not the current browser integration. YAMNet transfer clears the saved numeric targets on a segment-level evaluation, but those results use 451 segments from 445 recordings and cannot be compared directly with clip-level results.</w:t>
+      </w:r>
+    </w:p>
+    <w:p>
+      <w:pPr>
+        <w:pStyle w:val="Heading2"/>
+      </w:pPr>
+      <w:r>
+        <w:t>11.3 System limitations</w:t>
+      </w:r>
+    </w:p>
+    <w:p>
+      <w:pPr/>
+      <w:r>
+        <w:t>The application uses fixed three-second segments. A short event near a segment boundary may be split, and longer context may help distinguish similar sounds. Audio quality checks and configurable rules reduce some uncertainty, but they cannot identify every overlapping or unfamiliar sound. The tool has no speaker identification or speech transcription, and it does not contact emergency services.</w:t>
+      </w:r>
+    </w:p>
+    <w:p>
+      <w:pPr/>
+      <w:r>
+        <w:t>The project has not been benchmarked against the SRS targets for upload latency, live response time, 20,000 stored events, concurrent users, or 99% availability. The current SQLite and local-file setup is suitable for a prototype, but the repository does not demonstrate those scale and uptime targets.</w:t>
+      </w:r>
+    </w:p>
+    <w:p>
+      <w:pPr>
+        <w:pStyle w:val="Heading2"/>
+      </w:pPr>
+      <w:r>
+        <w:t>11.4 Ways to improve</w:t>
+      </w:r>
+    </w:p>
+    <w:p>
+      <w:pPr>
+        <w:pStyle w:val="ListBullet"/>
+      </w:pPr>
+      <w:r>
+        <w:t>Collect more consented and licensed recordings across devices, distances, rooms, outdoor settings, background noise, overlapping sounds, and speakers. Record that source metadata for each clip.</w:t>
+      </w:r>
+    </w:p>
+    <w:p>
+      <w:pPr>
+        <w:pStyle w:val="ListBullet"/>
+      </w:pPr>
+      <w:r>
+        <w:t>Use the full training split for both classifiers where supported. Add training-only augmentation and targeted examples for the classes with the lowest recall, especially Background Noise, Machinery Fault, and Gunshot.</w:t>
+      </w:r>
+    </w:p>
+    <w:p>
+      <w:pPr>
+        <w:pStyle w:val="ListBullet"/>
+      </w:pPr>
+      <w:r>
+        <w:t>Keep validation and test recordings unseen, then compare both models on the same original clips at the recording level. Report class-wise precision, recall, F1, false positives, and false negatives.</w:t>
+      </w:r>
+    </w:p>
+    <w:p>
+      <w:pPr>
+        <w:pStyle w:val="ListBullet"/>
+      </w:pPr>
+      <w:r>
+        <w:t>Tune window length and overlapping-window aggregation for transient and speech events. Calibrate confidence thresholds using validation data and retain manual review for uncertain or conflicting results.</w:t>
+      </w:r>
+    </w:p>
+    <w:p>
+      <w:pPr>
+        <w:pStyle w:val="ListBullet"/>
+      </w:pPr>
+      <w:r>
+        <w:t>Benchmark latency, database growth, concurrent access, retention, and recovery on the target machine before claiming the SRS performance, capacity, or availability targets.</w:t>
       </w:r>
     </w:p>
     <w:p>
@@ -191,6 +527,61 @@
       </w:pPr>
       <w:r>
         <w:t>Appendix B Requirements Status</w:t>
+      </w:r>
+    </w:p>
+    <w:p>
+      <w:pPr>
+        <w:spacing w:before="200"/>
+        <w:jc w:val="center"/>
+      </w:pPr>
+      <w:r>
+        <w:drawing>
+          <wp:inline xmlns:a="http://schemas.openxmlformats.org/drawingml/2006/main" xmlns:pic="http://schemas.openxmlformats.org/drawingml/2006/picture">
+            <wp:extent cx="5532120" cy="1968745"/>
+            <wp:docPr id="12" name="Picture 12"/>
+            <wp:cNvGraphicFramePr>
+              <a:graphicFrameLocks noChangeAspect="1"/>
+            </wp:cNvGraphicFramePr>
+            <a:graphic>
+              <a:graphicData uri="http://schemas.openxmlformats.org/drawingml/2006/picture">
+                <pic:pic>
+                  <pic:nvPicPr>
+                    <pic:cNvPr id="0" name="example_spectrograms.png"/>
+                    <pic:cNvPicPr/>
+                  </pic:nvPicPr>
+                  <pic:blipFill>
+                    <a:blip r:embed="rId21"/>
+                    <a:stretch>
+                      <a:fillRect/>
+                    </a:stretch>
+                  </pic:blipFill>
+                  <pic:spPr>
+                    <a:xfrm>
+                      <a:off x="0" y="0"/>
+                      <a:ext cx="5532120" cy="1968745"/>
+                    </a:xfrm>
+                    <a:prstGeom prst="rect"/>
+                  </pic:spPr>
+                </pic:pic>
+              </a:graphicData>
+            </a:graphic>
+          </wp:inline>
+        </w:drawing>
+      </w:r>
+    </w:p>
+    <w:p>
+      <w:pPr>
+        <w:pStyle w:val="Caption"/>
+        <w:spacing w:after="0"/>
+        <w:jc w:val="center"/>
+      </w:pPr>
+      <w:r>
+        <w:rPr>
+          <w:i/>
+          <w:color w:val="525E68"/>
+          <w:sz w:val="17"/>
+        </w:rPr>
+        <w:t>Examples of log-mel spectrograms across the ten sound classes.</w:t>
       </w:r>
     </w:p>
     <w:p>
@@ -3184,7 +3575,62 @@
     </w:p>
     <w:p>
       <w:r>
-        <w:t>A separate browser CNN experiment appears in the project reports, with saved results of 75.73%% accuracy and 0.7555 macro F1. That experiment is not the current browser integration described by the application code and should be presented as an experiment, not as a replacement for the required Teachable Machine classifier.</w:t>
+        <w:t>A separate browser CNN experiment appears in the project reports, with saved results of 75.73% accuracy and 0.7555 macro F1. That experiment is not the current browser integration described by the application code and should be presented as an experiment, not as a replacement for the required Teachable Machine classifier.</w:t>
+      </w:r>
+    </w:p>
+    <w:p>
+      <w:pPr>
+        <w:keepNext/>
+        <w:jc w:val="center"/>
+      </w:pPr>
+      <w:r>
+        <w:drawing>
+          <wp:inline xmlns:a="http://schemas.openxmlformats.org/drawingml/2006/main" xmlns:pic="http://schemas.openxmlformats.org/drawingml/2006/picture">
+            <wp:extent cx="5715000" cy="1609546"/>
+            <wp:docPr id="13" name="Picture 13"/>
+            <wp:cNvGraphicFramePr>
+              <a:graphicFrameLocks noChangeAspect="1"/>
+            </wp:cNvGraphicFramePr>
+            <a:graphic>
+              <a:graphicData uri="http://schemas.openxmlformats.org/drawingml/2006/picture">
+                <pic:pic>
+                  <pic:nvPicPr>
+                    <pic:cNvPr id="0" name="feature_pipeline_diagram.png"/>
+                    <pic:cNvPicPr/>
+                  </pic:nvPicPr>
+                  <pic:blipFill>
+                    <a:blip r:embed="rId22"/>
+                    <a:stretch>
+                      <a:fillRect/>
+                    </a:stretch>
+                  </pic:blipFill>
+                  <pic:spPr>
+                    <a:xfrm>
+                      <a:off x="0" y="0"/>
+                      <a:ext cx="5715000" cy="1609546"/>
+                    </a:xfrm>
+                    <a:prstGeom prst="rect"/>
+                  </pic:spPr>
+                </pic:pic>
+              </a:graphicData>
+            </a:graphic>
+          </wp:inline>
+        </w:drawing>
+      </w:r>
+    </w:p>
+    <w:p>
+      <w:pPr>
+        <w:pStyle w:val="Caption"/>
+        <w:keepNext w:val="0"/>
+        <w:jc w:val="center"/>
+      </w:pPr>
+      <w:r>
+        <w:rPr>
+          <w:i/>
+          <w:color w:val="525E68"/>
+          <w:sz w:val="17"/>
+        </w:rPr>
+        <w:t>Earlier one-second log-mel pipeline used in the separate browser CNN experiment. It does not describe the Teachable Machine model used by the current integration.</w:t>
       </w:r>
     </w:p>
     <w:p>
@@ -5510,7 +5956,7 @@
         <w:pStyle w:val="Heading1"/>
       </w:pPr>
       <w:r>
-        <w:t>11 Limitations and Next Steps</w:t>
+        <w:t>11 Limitations and Improvements</w:t>
       </w:r>
     </w:p>
     <w:p>
